--- a/pr-preview/pr-341/bayesian-examples-handout-tracked-changes.docx
+++ b/pr-preview/pr-341/bayesian-examples-handout-tracked-changes.docx
@@ -16,7 +16,7 @@
       </w:pPr>
       <w:del w:id="1" w:author="PR Preview" w:date="2026-01-01T00:00:00Z">
         <w:r>
-          <w:delText xml:space="preserve">Last modified: 2026-10-18 13:22:01 (PDT)</w:delText>
+          <w:delText xml:space="preserve">Last modified: 2026-10-18 14:21:43 (PDT)</w:delText>
         </w:r>
       </w:del>
     </w:p>
@@ -26,7 +26,7 @@
       </w:pPr>
       <w:ins w:id="2" w:author="PR Preview" w:date="2026-01-01T00:00:00Z">
         <w:r>
-          <w:t xml:space="preserve">Last modified: 2026-10-18 13:29:01 (PDT)</w:t>
+          <w:t xml:space="preserve">Last modified: 2026-10-18 14:27:47 (PDT)</w:t>
         </w:r>
       </w:ins>
     </w:p>

--- a/pr-preview/pr-341/bayesian-examples-handout-tracked-changes.docx
+++ b/pr-preview/pr-341/bayesian-examples-handout-tracked-changes.docx
@@ -26,7 +26,7 @@
       </w:pPr>
       <w:ins w:id="2" w:author="PR Preview" w:date="2026-01-01T00:00:00Z">
         <w:r>
-          <w:t xml:space="preserve">Last modified: 2026-10-18 14:27:47 (PDT)</w:t>
+          <w:t xml:space="preserve">Last modified: 2026-10-18 17:07:37 (PDT)</w:t>
         </w:r>
       </w:ins>
     </w:p>

--- a/pr-preview/pr-341/bayesian-examples-handout-tracked-changes.docx
+++ b/pr-preview/pr-341/bayesian-examples-handout-tracked-changes.docx
@@ -16,7 +16,7 @@
       </w:pPr>
       <w:del w:id="1" w:author="PR Preview" w:date="2026-01-01T00:00:00Z">
         <w:r>
-          <w:delText xml:space="preserve">Last modified: 2026-10-18 14:21:43 (PDT)</w:delText>
+          <w:delText xml:space="preserve">Last modified: 2026-10-18 17:33:29 (PDT)</w:delText>
         </w:r>
       </w:del>
     </w:p>
@@ -26,7 +26,7 @@
       </w:pPr>
       <w:ins w:id="2" w:author="PR Preview" w:date="2026-01-01T00:00:00Z">
         <w:r>
-          <w:t xml:space="preserve">Last modified: 2026-10-18 17:07:37 (PDT)</w:t>
+          <w:t xml:space="preserve">Last modified: 2026-10-18 22:00:53 (PDT)</w:t>
         </w:r>
       </w:ins>
     </w:p>

--- a/pr-preview/pr-341/bayesian-examples-handout-tracked-changes.docx
+++ b/pr-preview/pr-341/bayesian-examples-handout-tracked-changes.docx
@@ -26,7 +26,7 @@
       </w:pPr>
       <w:ins w:id="2" w:author="PR Preview" w:date="2026-01-01T00:00:00Z">
         <w:r>
-          <w:t xml:space="preserve">Last modified: 2026-10-18 22:00:53 (PDT)</w:t>
+          <w:t xml:space="preserve">Last modified: 2026-10-18 23:39:02 (PDT)</w:t>
         </w:r>
       </w:ins>
     </w:p>

--- a/pr-preview/pr-341/bayesian-examples-handout-tracked-changes.docx
+++ b/pr-preview/pr-341/bayesian-examples-handout-tracked-changes.docx
@@ -16,7 +16,7 @@
       </w:pPr>
       <w:del w:id="1" w:author="PR Preview" w:date="2026-01-01T00:00:00Z">
         <w:r>
-          <w:delText xml:space="preserve">Last modified: 2026-10-18 17:33:29 (PDT)</w:delText>
+          <w:delText xml:space="preserve">Last modified: 2026-10-19 00:31:45 (PDT)</w:delText>
         </w:r>
       </w:del>
     </w:p>
@@ -26,7 +26,7 @@
       </w:pPr>
       <w:ins w:id="2" w:author="PR Preview" w:date="2026-01-01T00:00:00Z">
         <w:r>
-          <w:t xml:space="preserve">Last modified: 2026-10-18 23:39:02 (PDT)</w:t>
+          <w:t xml:space="preserve">Last modified: 2026-10-19 00:34:20 (PDT)</w:t>
         </w:r>
       </w:ins>
     </w:p>

--- a/pr-preview/pr-341/bayesian-examples-handout-tracked-changes.docx
+++ b/pr-preview/pr-341/bayesian-examples-handout-tracked-changes.docx
@@ -16,7 +16,7 @@
       </w:pPr>
       <w:del w:id="1" w:author="PR Preview" w:date="2026-01-01T00:00:00Z">
         <w:r>
-          <w:delText xml:space="preserve">Last modified: 2026-10-19 00:31:45 (PDT)</w:delText>
+          <w:delText xml:space="preserve">Last modified: 2026-10-19 00:48:10 (PDT)</w:delText>
         </w:r>
       </w:del>
     </w:p>
@@ -26,7 +26,7 @@
       </w:pPr>
       <w:ins w:id="2" w:author="PR Preview" w:date="2026-01-01T00:00:00Z">
         <w:r>
-          <w:t xml:space="preserve">Last modified: 2026-10-19 00:34:20 (PDT)</w:t>
+          <w:t xml:space="preserve">Last modified: 2026-10-19 00:53:49 (PDT)</w:t>
         </w:r>
       </w:ins>
     </w:p>

--- a/pr-preview/pr-341/bayesian-examples-handout-tracked-changes.docx
+++ b/pr-preview/pr-341/bayesian-examples-handout-tracked-changes.docx
@@ -16,7 +16,7 @@
       </w:pPr>
       <w:del w:id="1" w:author="PR Preview" w:date="2026-01-01T00:00:00Z">
         <w:r>
-          <w:delText xml:space="preserve">Last modified: 2026-10-19 00:48:10 (PDT)</w:delText>
+          <w:delText xml:space="preserve">Last modified: 2026-10-19 01:42:24 (PDT)</w:delText>
         </w:r>
       </w:del>
     </w:p>
@@ -26,7 +26,7 @@
       </w:pPr>
       <w:ins w:id="2" w:author="PR Preview" w:date="2026-01-01T00:00:00Z">
         <w:r>
-          <w:t xml:space="preserve">Last modified: 2026-10-19 00:53:49 (PDT)</w:t>
+          <w:t xml:space="preserve">Last modified: 2026-10-19 01:55:24 (PDT)</w:t>
         </w:r>
       </w:ins>
     </w:p>

--- a/pr-preview/pr-341/bayesian-examples-handout-tracked-changes.docx
+++ b/pr-preview/pr-341/bayesian-examples-handout-tracked-changes.docx
@@ -16,7 +16,7 @@
       </w:pPr>
       <w:del w:id="1" w:author="PR Preview" w:date="2026-01-01T00:00:00Z">
         <w:r>
-          <w:delText xml:space="preserve">Last modified: 2026-10-19 01:42:24 (PDT)</w:delText>
+          <w:delText xml:space="preserve">Last modified: 2026-10-19 03:33:48 (PDT)</w:delText>
         </w:r>
       </w:del>
     </w:p>
@@ -26,7 +26,7 @@
       </w:pPr>
       <w:ins w:id="2" w:author="PR Preview" w:date="2026-01-01T00:00:00Z">
         <w:r>
-          <w:t xml:space="preserve">Last modified: 2026-10-19 01:55:24 (PDT)</w:t>
+          <w:t xml:space="preserve">Last modified: 2026-10-19 03:40:46 (PDT)</w:t>
         </w:r>
       </w:ins>
     </w:p>
@@ -11015,12 +11015,27 @@
       <w:pPr>
         <w:pStyle w:val="BodyText"/>
       </w:pPr>
-      <w:r>
-        <w:t xml:space="preserve">$$
+      <w:del w:id="3" w:author="PR Preview" w:date="2026-01-01T00:00:00Z">
+        <w:r>
+          <w:delText xml:space="preserve">$$
     \operatorname{p}(M_k \mid \mathord{\smash[b]{\underset{\raise.3ex\hbox{$\scriptstyle\sim$}}{y}}\vphantom{y}}) \approx
     \frac{\operatorname{exp}\mathopen{}\left\{-\tfrac{1}{2}\operatorname{BIC}_k\right\}\mathclose{}}{\sum_{l=1}^{K} \operatorname{exp}\mathopen{}\left\{-\tfrac{1}{2}\operatorname{BIC}_l\right\}\mathclose{}}.
+    $$</w:delText>
+        </w:r>
+      </w:del>
+    </w:p>
+    <w:p>
+      <w:pPr>
+        <w:pStyle w:val="BodyText"/>
+      </w:pPr>
+      <w:ins w:id="4" w:author="PR Preview" w:date="2026-01-01T00:00:00Z">
+        <w:r>
+          <w:t xml:space="preserve">$$
+    \operatorname{p}(M_k \mid \mathord{\smash[b]{\underset{\raise.3ex\hbox{$\scriptstyle\sim$}}{y}}\vphantom{y}}) \approx
+    \frac{{\operatorname{exp}\mathopen{}\left\{-\tfrac{1}{2}\operatorname{BIC}_k\right\}\mathclose{}}}{\sum_{l=1}^{K} {\operatorname{exp}\mathopen{}\left\{-\tfrac{1}{2}\operatorname{BIC}_l\right\}\mathclose{}}}.
     $$</w:t>
-      </w:r>
+        </w:r>
+      </w:ins>
     </w:p>
     <w:p>
       <w:pPr>
